--- a/OnlineQuizzes的需求分析.docx
+++ b/OnlineQuizzes的需求分析.docx
@@ -353,13 +353,7 @@
       </w:r>
     </w:p>
     <w:p/>
-    <w:p>
-      <w:pPr>
-        <w:rPr>
-          <w:rFonts w:hint="eastAsia"/>
-        </w:rPr>
-      </w:pPr>
-    </w:p>
+    <w:p/>
     <w:p>
       <w:pPr>
         <w:pStyle w:val="a5"/>
@@ -1185,7 +1179,127 @@
       </w:r>
     </w:p>
     <w:p/>
-    <w:p/>
+    <w:p>
+      <w:pPr>
+        <w:pStyle w:val="a5"/>
+        <w:numPr>
+          <w:ilvl w:val="0"/>
+          <w:numId w:val="14"/>
+        </w:numPr>
+        <w:ind w:firstLineChars="0"/>
+      </w:pPr>
+      <w:r>
+        <w:rPr>
+          <w:rFonts w:hint="eastAsia"/>
+        </w:rPr>
+        <w:t>下载学生成绩</w:t>
+      </w:r>
+    </w:p>
+    <w:p>
+      <w:r>
+        <w:rPr>
+          <w:rFonts w:hint="eastAsia"/>
+        </w:rPr>
+        <w:t>简要描述：教师对查询到学生的成绩进行批量下载</w:t>
+      </w:r>
+      <w:r>
+        <w:rPr>
+          <w:rFonts w:hint="eastAsia"/>
+        </w:rPr>
+        <w:t>成.txt文件</w:t>
+      </w:r>
+    </w:p>
+    <w:p>
+      <w:pPr>
+        <w:rPr>
+          <w:rFonts w:hint="eastAsia"/>
+        </w:rPr>
+      </w:pPr>
+      <w:r>
+        <w:rPr>
+          <w:rFonts w:hint="eastAsia"/>
+        </w:rPr>
+        <w:t>事件流：1</w:t>
+      </w:r>
+      <w:r>
+        <w:t>.</w:t>
+      </w:r>
+      <w:r>
+        <w:rPr>
+          <w:rFonts w:hint="eastAsia"/>
+        </w:rPr>
+        <w:t>通过</w:t>
+      </w:r>
+      <w:r>
+        <w:rPr>
+          <w:rFonts w:hint="eastAsia"/>
+        </w:rPr>
+        <w:t>上</w:t>
+      </w:r>
+      <w:r>
+        <w:rPr>
+          <w:rFonts w:hint="eastAsia"/>
+        </w:rPr>
+        <w:t>步</w:t>
+      </w:r>
+      <w:r>
+        <w:rPr>
+          <w:rFonts w:hint="eastAsia"/>
+        </w:rPr>
+        <w:t>操作</w:t>
+      </w:r>
+      <w:r>
+        <w:rPr>
+          <w:rFonts w:hint="eastAsia"/>
+        </w:rPr>
+        <w:t>查询得到的</w:t>
+      </w:r>
+      <w:r>
+        <w:rPr>
+          <w:rFonts w:hint="eastAsia"/>
+        </w:rPr>
+        <w:t>学生成绩的</w:t>
+      </w:r>
+      <w:r>
+        <w:rPr>
+          <w:rFonts w:hint="eastAsia"/>
+        </w:rPr>
+        <w:t>数据</w:t>
+      </w:r>
+    </w:p>
+    <w:p>
+      <w:pPr>
+        <w:rPr>
+          <w:rFonts w:hint="eastAsia"/>
+        </w:rPr>
+      </w:pPr>
+      <w:r>
+        <w:tab/>
+      </w:r>
+      <w:r>
+        <w:tab/>
+        <w:t>2.</w:t>
+      </w:r>
+      <w:r>
+        <w:rPr>
+          <w:rFonts w:hint="eastAsia"/>
+        </w:rPr>
+        <w:t>教师点击下载</w:t>
+      </w:r>
+      <w:r>
+        <w:rPr>
+          <w:rFonts w:hint="eastAsia"/>
+        </w:rPr>
+        <w:t>按钮进入下载链接自动下载.txt文件</w:t>
+      </w:r>
+    </w:p>
+    <w:p>
+      <w:pPr>
+        <w:rPr>
+          <w:rFonts w:hint="eastAsia"/>
+        </w:rPr>
+      </w:pPr>
+    </w:p>
     <w:p>
       <w:pPr>
         <w:pStyle w:val="a5"/>
@@ -1324,6 +1438,7 @@
         <w:rPr>
           <w:rFonts w:hint="eastAsia"/>
         </w:rPr>
+        <w:lastRenderedPageBreak/>
         <w:t>事件流：1.</w:t>
       </w:r>
       <w:r>
@@ -1400,7 +1515,6 @@
         <w:rPr>
           <w:rFonts w:hint="eastAsia"/>
         </w:rPr>
-        <w:lastRenderedPageBreak/>
         <w:t>学生查询考试</w:t>
       </w:r>
     </w:p>
@@ -1550,452 +1664,255 @@
     </w:p>
     <w:p>
       <w:pPr>
-        <w:pStyle w:val="a5"/>
-        <w:numPr>
-          <w:ilvl w:val="0"/>
-          <w:numId w:val="17"/>
-        </w:numPr>
-        <w:ind w:firstLineChars="0"/>
-      </w:pPr>
-      <w:r>
-        <w:rPr>
-          <w:rFonts w:hint="eastAsia"/>
-        </w:rPr>
-        <w:t>教师</w:t>
-      </w:r>
-      <w:r>
-        <w:t>Teacher</w:t>
-      </w:r>
-    </w:p>
-    <w:tbl>
-      <w:tblPr>
-        <w:tblStyle w:val="a6"/>
-        <w:tblW w:w="0" w:type="auto"/>
-        <w:tblLook w:val="04A0" w:firstRow="1" w:lastRow="0" w:firstColumn="1" w:lastColumn="0" w:noHBand="0" w:noVBand="1"/>
-      </w:tblPr>
-      <w:tblGrid>
-        <w:gridCol w:w="1413"/>
-        <w:gridCol w:w="1276"/>
-        <w:gridCol w:w="1417"/>
-      </w:tblGrid>
-      <w:tr>
-        <w:tc>
-          <w:tcPr>
-            <w:tcW w:w="4106" w:type="dxa"/>
-            <w:gridSpan w:val="3"/>
-          </w:tcPr>
-          <w:p>
-            <w:r>
-              <w:rPr>
-                <w:rFonts w:hint="eastAsia"/>
-              </w:rPr>
-              <w:t>Teacher</w:t>
-            </w:r>
-          </w:p>
-        </w:tc>
-      </w:tr>
-      <w:tr>
-        <w:tc>
-          <w:tcPr>
-            <w:tcW w:w="1413" w:type="dxa"/>
-          </w:tcPr>
-          <w:p>
-            <w:r>
-              <w:t>P</w:t>
-            </w:r>
-            <w:r>
-              <w:rPr>
-                <w:rFonts w:hint="eastAsia"/>
-              </w:rPr>
-              <w:t>rimary</w:t>
-            </w:r>
-            <w:r>
-              <w:t xml:space="preserve"> </w:t>
-            </w:r>
-            <w:r>
-              <w:rPr>
-                <w:rFonts w:hint="eastAsia"/>
-              </w:rPr>
-              <w:t>Key</w:t>
-            </w:r>
-          </w:p>
-        </w:tc>
-        <w:tc>
-          <w:tcPr>
-            <w:tcW w:w="1276" w:type="dxa"/>
-          </w:tcPr>
-          <w:p>
-            <w:proofErr w:type="spellStart"/>
-            <w:r>
-              <w:rPr>
-                <w:rFonts w:hint="eastAsia"/>
-              </w:rPr>
-              <w:t>T</w:t>
-            </w:r>
-            <w:r>
-              <w:t>eacherID</w:t>
-            </w:r>
-            <w:proofErr w:type="spellEnd"/>
-          </w:p>
-        </w:tc>
-        <w:tc>
-          <w:tcPr>
-            <w:tcW w:w="1417" w:type="dxa"/>
-          </w:tcPr>
-          <w:p>
-            <w:r>
-              <w:t>Int</w:t>
-            </w:r>
-          </w:p>
-        </w:tc>
-      </w:tr>
-      <w:tr>
-        <w:trPr>
-          <w:trHeight w:val="1116"/>
-        </w:trPr>
-        <w:tc>
-          <w:tcPr>
-            <w:tcW w:w="1413" w:type="dxa"/>
-          </w:tcPr>
-          <w:p/>
-        </w:tc>
-        <w:tc>
-          <w:tcPr>
-            <w:tcW w:w="1276" w:type="dxa"/>
-          </w:tcPr>
-          <w:p>
-            <w:r>
-              <w:rPr>
-                <w:rFonts w:hint="eastAsia"/>
-              </w:rPr>
-              <w:t>P</w:t>
-            </w:r>
-            <w:r>
-              <w:t>assword</w:t>
-            </w:r>
-          </w:p>
-          <w:p>
-            <w:r>
-              <w:t>N</w:t>
-            </w:r>
-            <w:r>
-              <w:rPr>
-                <w:rFonts w:hint="eastAsia"/>
-              </w:rPr>
-              <w:t>ame</w:t>
-            </w:r>
-          </w:p>
-          <w:p>
-            <w:proofErr w:type="spellStart"/>
-            <w:r>
-              <w:t>C</w:t>
-            </w:r>
-            <w:r>
-              <w:rPr>
-                <w:rFonts w:hint="eastAsia"/>
-              </w:rPr>
-              <w:t>ourseID</w:t>
-            </w:r>
-            <w:proofErr w:type="spellEnd"/>
-          </w:p>
-          <w:p/>
-        </w:tc>
-        <w:tc>
-          <w:tcPr>
-            <w:tcW w:w="1417" w:type="dxa"/>
-          </w:tcPr>
-          <w:p>
-            <w:proofErr w:type="gramStart"/>
-            <w:r>
-              <w:t>Var</w:t>
-            </w:r>
-            <w:r>
-              <w:rPr>
-                <w:rFonts w:hint="eastAsia"/>
-              </w:rPr>
-              <w:t>c</w:t>
-            </w:r>
-            <w:r>
-              <w:t>har(</w:t>
-            </w:r>
-            <w:proofErr w:type="gramEnd"/>
-            <w:r>
-              <w:t>128)</w:t>
-            </w:r>
-          </w:p>
-          <w:p>
-            <w:proofErr w:type="gramStart"/>
-            <w:r>
-              <w:t>Var</w:t>
-            </w:r>
-            <w:r>
-              <w:rPr>
-                <w:rFonts w:hint="eastAsia"/>
-              </w:rPr>
-              <w:t>c</w:t>
-            </w:r>
-            <w:r>
-              <w:t>har(</w:t>
-            </w:r>
-            <w:proofErr w:type="gramEnd"/>
-            <w:r>
-              <w:t>128)</w:t>
-            </w:r>
-          </w:p>
-          <w:p>
-            <w:pPr>
-              <w:rPr>
-                <w:rFonts w:hint="eastAsia"/>
-              </w:rPr>
-            </w:pPr>
-            <w:proofErr w:type="gramStart"/>
-            <w:r>
-              <w:t>Int</w:t>
-            </w:r>
-            <w:r>
-              <w:t>[</w:t>
-            </w:r>
-            <w:proofErr w:type="gramEnd"/>
-            <w:r>
-              <w:t xml:space="preserve"> ]</w:t>
-            </w:r>
-          </w:p>
-          <w:p/>
-        </w:tc>
-      </w:tr>
-    </w:tbl>
+        <w:rPr>
+          <w:rFonts w:hint="eastAsia"/>
+        </w:rPr>
+      </w:pPr>
+    </w:p>
+    <w:p>
+      <w:r>
+        <w:rPr>
+          <w:rFonts w:hint="eastAsia"/>
+        </w:rPr>
+        <w:t>1</w:t>
+      </w:r>
+      <w:r>
+        <w:t>.</w:t>
+      </w:r>
+      <w:r>
+        <w:rPr>
+          <w:rFonts w:hint="eastAsia"/>
+        </w:rPr>
+        <w:t>用户表（</w:t>
+      </w:r>
+      <w:proofErr w:type="spellStart"/>
+      <w:r>
+        <w:rPr>
+          <w:rFonts w:hint="eastAsia"/>
+        </w:rPr>
+        <w:t>u</w:t>
+      </w:r>
+      <w:r>
+        <w:t>ser_tables</w:t>
+      </w:r>
+      <w:proofErr w:type="spellEnd"/>
+      <w:r>
+        <w:rPr>
+          <w:rFonts w:hint="eastAsia"/>
+        </w:rPr>
+        <w:t>）</w:t>
+      </w:r>
+    </w:p>
+    <w:p>
+      <w:r>
+        <w:rPr>
+          <w:noProof/>
+        </w:rPr>
+        <w:drawing>
+          <wp:inline distT="0" distB="0" distL="0" distR="0" wp14:anchorId="7061BD5F" wp14:editId="1731E4E3">
+            <wp:extent cx="5274310" cy="1283970"/>
+            <wp:effectExtent l="0" t="0" r="2540" b="0"/>
+            <wp:docPr id="11" name="图片 11"/>
+            <wp:cNvGraphicFramePr>
+              <a:graphicFrameLocks xmlns:a="http://schemas.openxmlformats.org/drawingml/2006/main" noChangeAspect="1"/>
+            </wp:cNvGraphicFramePr>
+            <a:graphic xmlns:a="http://schemas.openxmlformats.org/drawingml/2006/main">
+              <a:graphicData uri="http://schemas.openxmlformats.org/drawingml/2006/picture">
+                <pic:pic xmlns:pic="http://schemas.openxmlformats.org/drawingml/2006/picture">
+                  <pic:nvPicPr>
+                    <pic:cNvPr id="1" name=""/>
+                    <pic:cNvPicPr/>
+                  </pic:nvPicPr>
+                  <pic:blipFill>
+                    <a:blip r:embed="rId6"/>
+                    <a:stretch>
+                      <a:fillRect/>
+                    </a:stretch>
+                  </pic:blipFill>
+                  <pic:spPr>
+                    <a:xfrm>
+                      <a:off x="0" y="0"/>
+                      <a:ext cx="5274310" cy="1283970"/>
+                    </a:xfrm>
+                    <a:prstGeom prst="rect">
+                      <a:avLst/>
+                    </a:prstGeom>
+                  </pic:spPr>
+                </pic:pic>
+              </a:graphicData>
+            </a:graphic>
+          </wp:inline>
+        </w:drawing>
+      </w:r>
+    </w:p>
     <w:p/>
+    <w:p>
+      <w:r>
+        <w:rPr>
+          <w:rFonts w:hint="eastAsia"/>
+        </w:rPr>
+        <w:t>2</w:t>
+      </w:r>
+      <w:r>
+        <w:t>.</w:t>
+      </w:r>
+      <w:r>
+        <w:rPr>
+          <w:rFonts w:hint="eastAsia"/>
+        </w:rPr>
+        <w:t>考试</w:t>
+      </w:r>
+      <w:r>
+        <w:t>列表（</w:t>
+      </w:r>
+      <w:proofErr w:type="spellStart"/>
+      <w:r>
+        <w:rPr>
+          <w:rFonts w:hint="eastAsia"/>
+        </w:rPr>
+        <w:t>l</w:t>
+      </w:r>
+      <w:r>
+        <w:t>ab_report_table</w:t>
+      </w:r>
+      <w:proofErr w:type="spellEnd"/>
+      <w:r>
+        <w:t>）</w:t>
+      </w:r>
+    </w:p>
+    <w:p>
+      <w:r>
+        <w:rPr>
+          <w:noProof/>
+        </w:rPr>
+        <w:drawing>
+          <wp:inline distT="0" distB="0" distL="0" distR="0" wp14:anchorId="1EF23E53" wp14:editId="70E47B81">
+            <wp:extent cx="5274310" cy="1784985"/>
+            <wp:effectExtent l="0" t="0" r="2540" b="5715"/>
+            <wp:docPr id="13" name="图片 13"/>
+            <wp:cNvGraphicFramePr>
+              <a:graphicFrameLocks xmlns:a="http://schemas.openxmlformats.org/drawingml/2006/main" noChangeAspect="1"/>
+            </wp:cNvGraphicFramePr>
+            <a:graphic xmlns:a="http://schemas.openxmlformats.org/drawingml/2006/main">
+              <a:graphicData uri="http://schemas.openxmlformats.org/drawingml/2006/picture">
+                <pic:pic xmlns:pic="http://schemas.openxmlformats.org/drawingml/2006/picture">
+                  <pic:nvPicPr>
+                    <pic:cNvPr id="1" name=""/>
+                    <pic:cNvPicPr/>
+                  </pic:nvPicPr>
+                  <pic:blipFill>
+                    <a:blip r:embed="rId7"/>
+                    <a:stretch>
+                      <a:fillRect/>
+                    </a:stretch>
+                  </pic:blipFill>
+                  <pic:spPr>
+                    <a:xfrm>
+                      <a:off x="0" y="0"/>
+                      <a:ext cx="5274310" cy="1784985"/>
+                    </a:xfrm>
+                    <a:prstGeom prst="rect">
+                      <a:avLst/>
+                    </a:prstGeom>
+                  </pic:spPr>
+                </pic:pic>
+              </a:graphicData>
+            </a:graphic>
+          </wp:inline>
+        </w:drawing>
+      </w:r>
+    </w:p>
     <w:p/>
     <w:p>
-      <w:pPr>
-        <w:pStyle w:val="a5"/>
-        <w:numPr>
-          <w:ilvl w:val="0"/>
-          <w:numId w:val="17"/>
-        </w:numPr>
-        <w:ind w:firstLineChars="0"/>
-      </w:pPr>
-      <w:r>
-        <w:rPr>
-          <w:rFonts w:hint="eastAsia"/>
-        </w:rPr>
-        <w:t>学生Student</w:t>
-      </w:r>
-    </w:p>
-    <w:tbl>
-      <w:tblPr>
-        <w:tblStyle w:val="a6"/>
-        <w:tblW w:w="0" w:type="auto"/>
-        <w:tblLook w:val="04A0" w:firstRow="1" w:lastRow="0" w:firstColumn="1" w:lastColumn="0" w:noHBand="0" w:noVBand="1"/>
-      </w:tblPr>
-      <w:tblGrid>
-        <w:gridCol w:w="1413"/>
-        <w:gridCol w:w="1276"/>
-        <w:gridCol w:w="1363"/>
-      </w:tblGrid>
-      <w:tr>
-        <w:tc>
-          <w:tcPr>
-            <w:tcW w:w="3965" w:type="dxa"/>
-            <w:gridSpan w:val="3"/>
-          </w:tcPr>
-          <w:p>
-            <w:pPr>
-              <w:rPr>
-                <w:rFonts w:hint="eastAsia"/>
-              </w:rPr>
-            </w:pPr>
-            <w:r>
-              <w:rPr>
-                <w:rFonts w:hint="eastAsia"/>
-              </w:rPr>
-              <w:t>S</w:t>
-            </w:r>
-            <w:r>
-              <w:t>tudent</w:t>
-            </w:r>
-          </w:p>
-        </w:tc>
-      </w:tr>
-      <w:tr>
-        <w:tc>
-          <w:tcPr>
-            <w:tcW w:w="1413" w:type="dxa"/>
-          </w:tcPr>
-          <w:p>
-            <w:r>
-              <w:t>P</w:t>
-            </w:r>
-            <w:r>
-              <w:rPr>
-                <w:rFonts w:hint="eastAsia"/>
-              </w:rPr>
-              <w:t>rimary</w:t>
-            </w:r>
-            <w:r>
-              <w:t xml:space="preserve"> </w:t>
-            </w:r>
-            <w:r>
-              <w:rPr>
-                <w:rFonts w:hint="eastAsia"/>
-              </w:rPr>
-              <w:t>Key</w:t>
-            </w:r>
-          </w:p>
-        </w:tc>
-        <w:tc>
-          <w:tcPr>
-            <w:tcW w:w="1276" w:type="dxa"/>
-          </w:tcPr>
-          <w:p>
-            <w:proofErr w:type="spellStart"/>
-            <w:r>
-              <w:rPr>
-                <w:rFonts w:hint="eastAsia"/>
-              </w:rPr>
-              <w:t>S</w:t>
-            </w:r>
-            <w:r>
-              <w:t>tudentID</w:t>
-            </w:r>
-            <w:proofErr w:type="spellEnd"/>
-          </w:p>
-        </w:tc>
-        <w:tc>
-          <w:tcPr>
-            <w:tcW w:w="1276" w:type="dxa"/>
-          </w:tcPr>
-          <w:p>
-            <w:pPr>
-              <w:rPr>
-                <w:rFonts w:hint="eastAsia"/>
-              </w:rPr>
-            </w:pPr>
-            <w:r>
-              <w:t>Int</w:t>
-            </w:r>
-          </w:p>
-        </w:tc>
-      </w:tr>
-      <w:tr>
-        <w:trPr>
-          <w:trHeight w:val="1116"/>
-        </w:trPr>
-        <w:tc>
-          <w:tcPr>
-            <w:tcW w:w="1413" w:type="dxa"/>
-          </w:tcPr>
-          <w:p/>
-        </w:tc>
-        <w:tc>
-          <w:tcPr>
-            <w:tcW w:w="1276" w:type="dxa"/>
-          </w:tcPr>
-          <w:p>
-            <w:r>
-              <w:rPr>
-                <w:rFonts w:hint="eastAsia"/>
-              </w:rPr>
-              <w:t>P</w:t>
-            </w:r>
-            <w:r>
-              <w:t>assword</w:t>
-            </w:r>
-          </w:p>
-          <w:p>
-            <w:r>
-              <w:t>N</w:t>
-            </w:r>
-            <w:r>
-              <w:rPr>
-                <w:rFonts w:hint="eastAsia"/>
-              </w:rPr>
-              <w:t>ame</w:t>
-            </w:r>
-          </w:p>
-          <w:p>
-            <w:proofErr w:type="spellStart"/>
-            <w:r>
-              <w:t>C</w:t>
-            </w:r>
-            <w:r>
-              <w:rPr>
-                <w:rFonts w:hint="eastAsia"/>
-              </w:rPr>
-              <w:t>ourseID</w:t>
-            </w:r>
-            <w:proofErr w:type="spellEnd"/>
-          </w:p>
-          <w:p/>
-        </w:tc>
-        <w:tc>
-          <w:tcPr>
-            <w:tcW w:w="1276" w:type="dxa"/>
-          </w:tcPr>
-          <w:p>
-            <w:proofErr w:type="gramStart"/>
-            <w:r>
-              <w:t>Var</w:t>
-            </w:r>
-            <w:r>
-              <w:rPr>
-                <w:rFonts w:hint="eastAsia"/>
-              </w:rPr>
-              <w:t>c</w:t>
-            </w:r>
-            <w:r>
-              <w:t>har(</w:t>
-            </w:r>
-            <w:proofErr w:type="gramEnd"/>
-            <w:r>
-              <w:t>128)</w:t>
-            </w:r>
-          </w:p>
-          <w:p>
-            <w:proofErr w:type="gramStart"/>
-            <w:r>
-              <w:t>Var</w:t>
-            </w:r>
-            <w:r>
-              <w:rPr>
-                <w:rFonts w:hint="eastAsia"/>
-              </w:rPr>
-              <w:t>c</w:t>
-            </w:r>
-            <w:r>
-              <w:t>har(</w:t>
-            </w:r>
-            <w:proofErr w:type="gramEnd"/>
-            <w:r>
-              <w:t>128)</w:t>
-            </w:r>
-          </w:p>
-          <w:p>
-            <w:pPr>
-              <w:rPr>
-                <w:rFonts w:hint="eastAsia"/>
-              </w:rPr>
-            </w:pPr>
-            <w:proofErr w:type="gramStart"/>
-            <w:r>
-              <w:t>Int[</w:t>
-            </w:r>
-            <w:proofErr w:type="gramEnd"/>
-            <w:r>
-              <w:t xml:space="preserve"> ]</w:t>
-            </w:r>
-          </w:p>
-        </w:tc>
-      </w:tr>
-    </w:tbl>
+      <w:r>
+        <w:rPr>
+          <w:rFonts w:hint="eastAsia"/>
+        </w:rPr>
+        <w:t>3</w:t>
+      </w:r>
+      <w:r>
+        <w:t>.</w:t>
+      </w:r>
+      <w:r>
+        <w:rPr>
+          <w:rFonts w:hint="eastAsia"/>
+        </w:rPr>
+        <w:t>考试</w:t>
+      </w:r>
+      <w:r>
+        <w:rPr>
+          <w:rFonts w:hint="eastAsia"/>
+        </w:rPr>
+        <w:t>提交列表（</w:t>
+      </w:r>
+      <w:proofErr w:type="spellStart"/>
+      <w:r>
+        <w:rPr>
+          <w:rFonts w:hint="eastAsia"/>
+        </w:rPr>
+        <w:t>lab</w:t>
+      </w:r>
+      <w:r>
+        <w:t>_report_submissions</w:t>
+      </w:r>
+      <w:proofErr w:type="spellEnd"/>
+      <w:r>
+        <w:rPr>
+          <w:rFonts w:hint="eastAsia"/>
+        </w:rPr>
+        <w:t>）</w:t>
+      </w:r>
+    </w:p>
+    <w:p>
+      <w:r>
+        <w:rPr>
+          <w:noProof/>
+        </w:rPr>
+        <w:lastRenderedPageBreak/>
+        <w:drawing>
+          <wp:inline distT="0" distB="0" distL="0" distR="0" wp14:anchorId="1D9BA368" wp14:editId="577427C4">
+            <wp:extent cx="5274310" cy="2120265"/>
+            <wp:effectExtent l="0" t="0" r="2540" b="0"/>
+            <wp:docPr id="22" name="图片 22"/>
+            <wp:cNvGraphicFramePr>
+              <a:graphicFrameLocks xmlns:a="http://schemas.openxmlformats.org/drawingml/2006/main" noChangeAspect="1"/>
+            </wp:cNvGraphicFramePr>
+            <a:graphic xmlns:a="http://schemas.openxmlformats.org/drawingml/2006/main">
+              <a:graphicData uri="http://schemas.openxmlformats.org/drawingml/2006/picture">
+                <pic:pic xmlns:pic="http://schemas.openxmlformats.org/drawingml/2006/picture">
+                  <pic:nvPicPr>
+                    <pic:cNvPr id="1" name=""/>
+                    <pic:cNvPicPr/>
+                  </pic:nvPicPr>
+                  <pic:blipFill>
+                    <a:blip r:embed="rId8"/>
+                    <a:stretch>
+                      <a:fillRect/>
+                    </a:stretch>
+                  </pic:blipFill>
+                  <pic:spPr>
+                    <a:xfrm>
+                      <a:off x="0" y="0"/>
+                      <a:ext cx="5274310" cy="2120265"/>
+                    </a:xfrm>
+                    <a:prstGeom prst="rect">
+                      <a:avLst/>
+                    </a:prstGeom>
+                  </pic:spPr>
+                </pic:pic>
+              </a:graphicData>
+            </a:graphic>
+          </wp:inline>
+        </w:drawing>
+      </w:r>
+    </w:p>
     <w:p/>
-    <w:p/>
-    <w:p>
-      <w:r>
-        <w:rPr>
-          <w:rFonts w:hint="eastAsia"/>
-        </w:rPr>
-        <w:t>3</w:t>
+    <w:p>
+      <w:r>
+        <w:rPr>
+          <w:rFonts w:hint="eastAsia"/>
+        </w:rPr>
+        <w:t>4</w:t>
       </w:r>
       <w:r>
         <w:t>.</w:t>
@@ -2004,632 +1921,68 @@
         <w:rPr>
           <w:rFonts w:hint="eastAsia"/>
         </w:rPr>
-        <w:t>课程</w:t>
-      </w:r>
-      <w:r>
-        <w:t>Course</w:t>
-      </w:r>
-    </w:p>
-    <w:tbl>
-      <w:tblPr>
-        <w:tblStyle w:val="a6"/>
-        <w:tblW w:w="0" w:type="auto"/>
-        <w:tblLook w:val="04A0" w:firstRow="1" w:lastRow="0" w:firstColumn="1" w:lastColumn="0" w:noHBand="0" w:noVBand="1"/>
-      </w:tblPr>
-      <w:tblGrid>
-        <w:gridCol w:w="1413"/>
-        <w:gridCol w:w="1276"/>
-        <w:gridCol w:w="1417"/>
-      </w:tblGrid>
-      <w:tr>
-        <w:tc>
-          <w:tcPr>
-            <w:tcW w:w="4106" w:type="dxa"/>
-            <w:gridSpan w:val="3"/>
-          </w:tcPr>
-          <w:p>
-            <w:pPr>
-              <w:rPr>
-                <w:rFonts w:hint="eastAsia"/>
-              </w:rPr>
-            </w:pPr>
-            <w:r>
-              <w:rPr>
-                <w:rFonts w:hint="eastAsia"/>
-              </w:rPr>
-              <w:t>C</w:t>
-            </w:r>
-            <w:r>
-              <w:t>ourse</w:t>
-            </w:r>
-          </w:p>
-        </w:tc>
-      </w:tr>
-      <w:tr>
-        <w:tc>
-          <w:tcPr>
-            <w:tcW w:w="1413" w:type="dxa"/>
-          </w:tcPr>
-          <w:p>
-            <w:r>
-              <w:t>P</w:t>
-            </w:r>
-            <w:r>
-              <w:rPr>
-                <w:rFonts w:hint="eastAsia"/>
-              </w:rPr>
-              <w:t>rimary</w:t>
-            </w:r>
-            <w:r>
-              <w:t xml:space="preserve"> </w:t>
-            </w:r>
-            <w:r>
-              <w:rPr>
-                <w:rFonts w:hint="eastAsia"/>
-              </w:rPr>
-              <w:t>Key</w:t>
-            </w:r>
-          </w:p>
-        </w:tc>
-        <w:tc>
-          <w:tcPr>
-            <w:tcW w:w="1276" w:type="dxa"/>
-          </w:tcPr>
-          <w:p>
-            <w:proofErr w:type="spellStart"/>
-            <w:r>
-              <w:t>CourseID</w:t>
-            </w:r>
-            <w:proofErr w:type="spellEnd"/>
-          </w:p>
-        </w:tc>
-        <w:tc>
-          <w:tcPr>
-            <w:tcW w:w="1417" w:type="dxa"/>
-          </w:tcPr>
-          <w:p>
-            <w:pPr>
-              <w:rPr>
-                <w:rFonts w:hint="eastAsia"/>
-              </w:rPr>
-            </w:pPr>
-            <w:r>
-              <w:t>Int</w:t>
-            </w:r>
-          </w:p>
-        </w:tc>
-      </w:tr>
-      <w:tr>
-        <w:trPr>
-          <w:trHeight w:val="1116"/>
-        </w:trPr>
-        <w:tc>
-          <w:tcPr>
-            <w:tcW w:w="1413" w:type="dxa"/>
-          </w:tcPr>
-          <w:p/>
-        </w:tc>
-        <w:tc>
-          <w:tcPr>
-            <w:tcW w:w="1276" w:type="dxa"/>
-          </w:tcPr>
-          <w:p>
-            <w:r>
-              <w:t>N</w:t>
-            </w:r>
-            <w:r>
-              <w:rPr>
-                <w:rFonts w:hint="eastAsia"/>
-              </w:rPr>
-              <w:t>ame</w:t>
-            </w:r>
-          </w:p>
-          <w:p>
-            <w:proofErr w:type="spellStart"/>
-            <w:r>
-              <w:rPr>
-                <w:rFonts w:hint="eastAsia"/>
-              </w:rPr>
-              <w:t>T</w:t>
-            </w:r>
-            <w:r>
-              <w:t>eacherID</w:t>
-            </w:r>
-            <w:proofErr w:type="spellEnd"/>
-          </w:p>
-          <w:p>
-            <w:proofErr w:type="spellStart"/>
-            <w:r>
-              <w:rPr>
-                <w:rFonts w:hint="eastAsia"/>
-              </w:rPr>
-              <w:t>E</w:t>
-            </w:r>
-            <w:r>
-              <w:t>x</w:t>
-            </w:r>
-            <w:r>
-              <w:rPr>
-                <w:rFonts w:hint="eastAsia"/>
-              </w:rPr>
-              <w:t>amID</w:t>
-            </w:r>
-            <w:proofErr w:type="spellEnd"/>
-          </w:p>
-        </w:tc>
-        <w:tc>
-          <w:tcPr>
-            <w:tcW w:w="1417" w:type="dxa"/>
-          </w:tcPr>
-          <w:p>
-            <w:proofErr w:type="gramStart"/>
-            <w:r>
-              <w:t>Var</w:t>
-            </w:r>
-            <w:r>
-              <w:rPr>
-                <w:rFonts w:hint="eastAsia"/>
-              </w:rPr>
-              <w:t>c</w:t>
-            </w:r>
-            <w:r>
-              <w:t>har(</w:t>
-            </w:r>
-            <w:proofErr w:type="gramEnd"/>
-            <w:r>
-              <w:t>128)</w:t>
-            </w:r>
-          </w:p>
-          <w:p>
-            <w:r>
-              <w:t>Int</w:t>
-            </w:r>
-          </w:p>
-          <w:p>
-            <w:pPr>
-              <w:rPr>
-                <w:rFonts w:hint="eastAsia"/>
-              </w:rPr>
-            </w:pPr>
-            <w:proofErr w:type="gramStart"/>
-            <w:r>
-              <w:t>Int[</w:t>
-            </w:r>
-            <w:proofErr w:type="gramEnd"/>
-            <w:r>
-              <w:t xml:space="preserve"> ]</w:t>
-            </w:r>
-          </w:p>
-        </w:tc>
-      </w:tr>
-    </w:tbl>
-    <w:p/>
-    <w:p/>
-    <w:p>
-      <w:r>
-        <w:t>4.</w:t>
-      </w:r>
-      <w:r>
-        <w:rPr>
-          <w:rFonts w:hint="eastAsia"/>
-        </w:rPr>
-        <w:t>考试Exam</w:t>
-      </w:r>
-    </w:p>
-    <w:tbl>
-      <w:tblPr>
-        <w:tblStyle w:val="a6"/>
-        <w:tblW w:w="0" w:type="auto"/>
-        <w:tblLook w:val="04A0" w:firstRow="1" w:lastRow="0" w:firstColumn="1" w:lastColumn="0" w:noHBand="0" w:noVBand="1"/>
-      </w:tblPr>
-      <w:tblGrid>
-        <w:gridCol w:w="1413"/>
-        <w:gridCol w:w="1276"/>
-        <w:gridCol w:w="1417"/>
-      </w:tblGrid>
-      <w:tr>
-        <w:tc>
-          <w:tcPr>
-            <w:tcW w:w="4106" w:type="dxa"/>
-            <w:gridSpan w:val="3"/>
-          </w:tcPr>
-          <w:p>
-            <w:r>
-              <w:t>Exam</w:t>
-            </w:r>
-          </w:p>
-        </w:tc>
-      </w:tr>
-      <w:tr>
-        <w:tc>
-          <w:tcPr>
-            <w:tcW w:w="1413" w:type="dxa"/>
-          </w:tcPr>
-          <w:p>
-            <w:r>
-              <w:t>P</w:t>
-            </w:r>
-            <w:r>
-              <w:rPr>
-                <w:rFonts w:hint="eastAsia"/>
-              </w:rPr>
-              <w:t>rimary</w:t>
-            </w:r>
-            <w:r>
-              <w:t xml:space="preserve"> </w:t>
-            </w:r>
-            <w:r>
-              <w:rPr>
-                <w:rFonts w:hint="eastAsia"/>
-              </w:rPr>
-              <w:t>Key</w:t>
-            </w:r>
-          </w:p>
-        </w:tc>
-        <w:tc>
-          <w:tcPr>
-            <w:tcW w:w="1276" w:type="dxa"/>
-          </w:tcPr>
-          <w:p>
-            <w:proofErr w:type="spellStart"/>
-            <w:r>
-              <w:t>ExamID</w:t>
-            </w:r>
-            <w:proofErr w:type="spellEnd"/>
-          </w:p>
-        </w:tc>
-        <w:tc>
-          <w:tcPr>
-            <w:tcW w:w="1417" w:type="dxa"/>
-          </w:tcPr>
-          <w:p>
-            <w:r>
-              <w:t>Int</w:t>
-            </w:r>
-          </w:p>
-        </w:tc>
-      </w:tr>
-      <w:tr>
-        <w:trPr>
-          <w:trHeight w:val="1116"/>
-        </w:trPr>
-        <w:tc>
-          <w:tcPr>
-            <w:tcW w:w="1413" w:type="dxa"/>
-          </w:tcPr>
-          <w:p/>
-        </w:tc>
-        <w:tc>
-          <w:tcPr>
-            <w:tcW w:w="1276" w:type="dxa"/>
-          </w:tcPr>
-          <w:p>
-            <w:proofErr w:type="spellStart"/>
-            <w:r>
-              <w:rPr>
-                <w:rFonts w:hint="eastAsia"/>
-              </w:rPr>
-              <w:t>T</w:t>
-            </w:r>
-            <w:r>
-              <w:t>eacherID</w:t>
-            </w:r>
-            <w:proofErr w:type="spellEnd"/>
-          </w:p>
-          <w:p>
-            <w:proofErr w:type="spellStart"/>
-            <w:r>
-              <w:t>C</w:t>
-            </w:r>
-            <w:r>
-              <w:rPr>
-                <w:rFonts w:hint="eastAsia"/>
-              </w:rPr>
-              <w:t>ourseID</w:t>
-            </w:r>
-            <w:proofErr w:type="spellEnd"/>
-          </w:p>
-          <w:p>
-            <w:r>
-              <w:rPr>
-                <w:rFonts w:hint="eastAsia"/>
-              </w:rPr>
-              <w:t>G</w:t>
-            </w:r>
-            <w:r>
-              <w:t>rade</w:t>
-            </w:r>
-          </w:p>
-        </w:tc>
-        <w:tc>
-          <w:tcPr>
-            <w:tcW w:w="1417" w:type="dxa"/>
-          </w:tcPr>
-          <w:p>
-            <w:r>
-              <w:t>Int</w:t>
-            </w:r>
-          </w:p>
-          <w:p>
-            <w:r>
-              <w:t>Int</w:t>
-            </w:r>
-          </w:p>
-          <w:p>
-            <w:pPr>
-              <w:rPr>
-                <w:rFonts w:hint="eastAsia"/>
-              </w:rPr>
-            </w:pPr>
-            <w:r>
-              <w:rPr>
-                <w:rFonts w:hint="eastAsia"/>
-              </w:rPr>
-              <w:t>i</w:t>
-            </w:r>
-            <w:r>
-              <w:t>nt</w:t>
-            </w:r>
-          </w:p>
-        </w:tc>
-      </w:tr>
-    </w:tbl>
-    <w:p/>
-    <w:p>
-      <w:r>
-        <w:rPr>
-          <w:rFonts w:hint="eastAsia"/>
-        </w:rPr>
-        <w:t>5</w:t>
-      </w:r>
-      <w:r>
-        <w:t>.</w:t>
-      </w:r>
-      <w:r>
-        <w:rPr>
-          <w:rFonts w:hint="eastAsia"/>
-        </w:rPr>
-        <w:t>答卷S</w:t>
-      </w:r>
-      <w:r>
-        <w:t>heet</w:t>
-      </w:r>
-    </w:p>
-    <w:tbl>
-      <w:tblPr>
-        <w:tblStyle w:val="a6"/>
-        <w:tblW w:w="0" w:type="auto"/>
-        <w:tblLook w:val="04A0" w:firstRow="1" w:lastRow="0" w:firstColumn="1" w:lastColumn="0" w:noHBand="0" w:noVBand="1"/>
-      </w:tblPr>
-      <w:tblGrid>
-        <w:gridCol w:w="1413"/>
-        <w:gridCol w:w="1276"/>
-        <w:gridCol w:w="1417"/>
-      </w:tblGrid>
-      <w:tr>
-        <w:tc>
-          <w:tcPr>
-            <w:tcW w:w="4106" w:type="dxa"/>
-            <w:gridSpan w:val="3"/>
-          </w:tcPr>
-          <w:p>
-            <w:pPr>
-              <w:rPr>
-                <w:rFonts w:hint="eastAsia"/>
-              </w:rPr>
-            </w:pPr>
-            <w:r>
-              <w:rPr>
-                <w:rFonts w:hint="eastAsia"/>
-              </w:rPr>
-              <w:t>S</w:t>
-            </w:r>
-            <w:r>
-              <w:t>heet</w:t>
-            </w:r>
-          </w:p>
-        </w:tc>
-      </w:tr>
-      <w:tr>
-        <w:tc>
-          <w:tcPr>
-            <w:tcW w:w="1413" w:type="dxa"/>
-          </w:tcPr>
-          <w:p>
-            <w:r>
-              <w:t>P</w:t>
-            </w:r>
-            <w:r>
-              <w:rPr>
-                <w:rFonts w:hint="eastAsia"/>
-              </w:rPr>
-              <w:t>rimary</w:t>
-            </w:r>
-            <w:r>
-              <w:t xml:space="preserve"> </w:t>
-            </w:r>
-            <w:r>
-              <w:rPr>
-                <w:rFonts w:hint="eastAsia"/>
-              </w:rPr>
-              <w:t>Key</w:t>
-            </w:r>
-          </w:p>
-        </w:tc>
-        <w:tc>
-          <w:tcPr>
-            <w:tcW w:w="1276" w:type="dxa"/>
-          </w:tcPr>
-          <w:p>
-            <w:proofErr w:type="spellStart"/>
-            <w:r>
-              <w:rPr>
-                <w:rFonts w:hint="eastAsia"/>
-              </w:rPr>
-              <w:t>S</w:t>
-            </w:r>
-            <w:r>
-              <w:t>heetID</w:t>
-            </w:r>
-            <w:proofErr w:type="spellEnd"/>
-          </w:p>
-        </w:tc>
-        <w:tc>
-          <w:tcPr>
-            <w:tcW w:w="1417" w:type="dxa"/>
-          </w:tcPr>
-          <w:p>
-            <w:pPr>
-              <w:rPr>
-                <w:rFonts w:hint="eastAsia"/>
-              </w:rPr>
-            </w:pPr>
-            <w:r>
-              <w:t>Int</w:t>
-            </w:r>
-          </w:p>
-        </w:tc>
-      </w:tr>
-      <w:tr>
-        <w:trPr>
-          <w:trHeight w:val="1116"/>
-        </w:trPr>
-        <w:tc>
-          <w:tcPr>
-            <w:tcW w:w="1413" w:type="dxa"/>
-          </w:tcPr>
-          <w:p/>
-        </w:tc>
-        <w:tc>
-          <w:tcPr>
-            <w:tcW w:w="1276" w:type="dxa"/>
-          </w:tcPr>
-          <w:p>
-            <w:proofErr w:type="spellStart"/>
-            <w:r>
-              <w:t>C</w:t>
-            </w:r>
-            <w:r>
-              <w:rPr>
-                <w:rFonts w:hint="eastAsia"/>
-              </w:rPr>
-              <w:t>ourseID</w:t>
-            </w:r>
-            <w:proofErr w:type="spellEnd"/>
-          </w:p>
-          <w:p>
-            <w:proofErr w:type="spellStart"/>
-            <w:r>
-              <w:rPr>
-                <w:rFonts w:hint="eastAsia"/>
-              </w:rPr>
-              <w:t>T</w:t>
-            </w:r>
-            <w:r>
-              <w:t>eacherID</w:t>
-            </w:r>
-            <w:proofErr w:type="spellEnd"/>
-          </w:p>
-          <w:p>
-            <w:proofErr w:type="spellStart"/>
-            <w:r>
-              <w:rPr>
-                <w:rFonts w:hint="eastAsia"/>
-              </w:rPr>
-              <w:t>S</w:t>
-            </w:r>
-            <w:r>
-              <w:t>tudentID</w:t>
-            </w:r>
-            <w:proofErr w:type="spellEnd"/>
-          </w:p>
-          <w:p>
-            <w:r>
-              <w:t>A</w:t>
-            </w:r>
-            <w:r>
-              <w:rPr>
-                <w:rFonts w:hint="eastAsia"/>
-              </w:rPr>
-              <w:t>nswer</w:t>
-            </w:r>
-          </w:p>
-          <w:p>
-            <w:pPr>
-              <w:rPr>
-                <w:rFonts w:hint="eastAsia"/>
-              </w:rPr>
-            </w:pPr>
-            <w:r>
-              <w:rPr>
-                <w:rFonts w:hint="eastAsia"/>
-              </w:rPr>
-              <w:t>G</w:t>
-            </w:r>
-            <w:r>
-              <w:t>rade</w:t>
-            </w:r>
-          </w:p>
-        </w:tc>
-        <w:tc>
-          <w:tcPr>
-            <w:tcW w:w="1417" w:type="dxa"/>
-          </w:tcPr>
-          <w:p>
-            <w:r>
-              <w:t>Int</w:t>
-            </w:r>
-          </w:p>
-          <w:p>
-            <w:r>
-              <w:t>Int</w:t>
-            </w:r>
-          </w:p>
-          <w:p>
-            <w:r>
-              <w:t>Int</w:t>
-            </w:r>
-          </w:p>
-          <w:p>
-            <w:proofErr w:type="gramStart"/>
-            <w:r>
-              <w:t>varchar(</w:t>
-            </w:r>
-            <w:proofErr w:type="gramEnd"/>
-            <w:r>
-              <w:t>32)</w:t>
-            </w:r>
-            <w:r>
-              <w:rPr>
-                <w:rFonts w:hint="eastAsia"/>
-              </w:rPr>
-              <w:t>[</w:t>
-            </w:r>
-            <w:r>
-              <w:t xml:space="preserve"> ]</w:t>
-            </w:r>
-          </w:p>
-          <w:p>
-            <w:pPr>
-              <w:rPr>
-                <w:rFonts w:hint="eastAsia"/>
-              </w:rPr>
-            </w:pPr>
-            <w:r>
-              <w:rPr>
-                <w:rFonts w:hint="eastAsia"/>
-              </w:rPr>
-              <w:t>i</w:t>
-            </w:r>
-            <w:r>
-              <w:t>nt</w:t>
-            </w:r>
-          </w:p>
-        </w:tc>
-      </w:tr>
-    </w:tbl>
-    <w:p/>
-    <w:p/>
+        <w:t>学生数据（</w:t>
+      </w:r>
+      <w:proofErr w:type="spellStart"/>
+      <w:r>
+        <w:rPr>
+          <w:rFonts w:hint="eastAsia"/>
+        </w:rPr>
+        <w:t>s</w:t>
+      </w:r>
+      <w:r>
+        <w:t>tudents_data</w:t>
+      </w:r>
+      <w:proofErr w:type="spellEnd"/>
+      <w:r>
+        <w:rPr>
+          <w:rFonts w:hint="eastAsia"/>
+        </w:rPr>
+        <w:t>）</w:t>
+      </w:r>
+    </w:p>
+    <w:p>
+      <w:r>
+        <w:rPr>
+          <w:noProof/>
+        </w:rPr>
+        <w:drawing>
+          <wp:inline distT="0" distB="0" distL="0" distR="0" wp14:anchorId="0D2B0924" wp14:editId="7CEAEE78">
+            <wp:extent cx="5274310" cy="546735"/>
+            <wp:effectExtent l="0" t="0" r="2540" b="5715"/>
+            <wp:docPr id="25" name="图片 25"/>
+            <wp:cNvGraphicFramePr>
+              <a:graphicFrameLocks xmlns:a="http://schemas.openxmlformats.org/drawingml/2006/main" noChangeAspect="1"/>
+            </wp:cNvGraphicFramePr>
+            <a:graphic xmlns:a="http://schemas.openxmlformats.org/drawingml/2006/main">
+              <a:graphicData uri="http://schemas.openxmlformats.org/drawingml/2006/picture">
+                <pic:pic xmlns:pic="http://schemas.openxmlformats.org/drawingml/2006/picture">
+                  <pic:nvPicPr>
+                    <pic:cNvPr id="1" name=""/>
+                    <pic:cNvPicPr/>
+                  </pic:nvPicPr>
+                  <pic:blipFill>
+                    <a:blip r:embed="rId9"/>
+                    <a:stretch>
+                      <a:fillRect/>
+                    </a:stretch>
+                  </pic:blipFill>
+                  <pic:spPr>
+                    <a:xfrm>
+                      <a:off x="0" y="0"/>
+                      <a:ext cx="5274310" cy="546735"/>
+                    </a:xfrm>
+                    <a:prstGeom prst="rect">
+                      <a:avLst/>
+                    </a:prstGeom>
+                  </pic:spPr>
+                </pic:pic>
+              </a:graphicData>
+            </a:graphic>
+          </wp:inline>
+        </w:drawing>
+      </w:r>
+    </w:p>
     <w:p/>
     <w:p>
       <w:pPr>
@@ -2706,7 +2059,6 @@
                             <w:pPr>
                               <w:jc w:val="center"/>
                               <w:rPr>
-                                <w:rFonts w:hint="eastAsia"/>
                                 <w:sz w:val="24"/>
                                 <w:szCs w:val="24"/>
                               </w:rPr>
@@ -2785,7 +2137,6 @@
                       <w:pPr>
                         <w:jc w:val="center"/>
                         <w:rPr>
-                          <w:rFonts w:hint="eastAsia"/>
                           <w:sz w:val="24"/>
                           <w:szCs w:val="24"/>
                         </w:rPr>
@@ -3173,9 +2524,6 @@
                           <w:p>
                             <w:pPr>
                               <w:jc w:val="center"/>
-                              <w:rPr>
-                                <w:rFonts w:hint="eastAsia"/>
-                              </w:rPr>
                             </w:pPr>
                             <w:r>
                               <w:t>教师</w:t>
@@ -3219,9 +2567,6 @@
                     <w:p>
                       <w:pPr>
                         <w:jc w:val="center"/>
-                        <w:rPr>
-                          <w:rFonts w:hint="eastAsia"/>
-                        </w:rPr>
                       </w:pPr>
                       <w:r>
                         <w:t>教师</w:t>
@@ -3248,11 +2593,6 @@
       </w:r>
     </w:p>
     <w:p>
-      <w:pPr>
-        <w:rPr>
-          <w:rFonts w:hint="eastAsia"/>
-        </w:rPr>
-      </w:pPr>
       <w:r>
         <w:rPr>
           <w:noProof/>
@@ -3658,13 +2998,7 @@
         </mc:AlternateContent>
       </w:r>
     </w:p>
-    <w:p>
-      <w:pPr>
-        <w:rPr>
-          <w:rFonts w:hint="eastAsia"/>
-        </w:rPr>
-      </w:pPr>
-    </w:p>
+    <w:p/>
     <w:p>
       <w:r>
         <w:rPr>
@@ -4077,9 +3411,6 @@
                           <w:p>
                             <w:pPr>
                               <w:jc w:val="center"/>
-                              <w:rPr>
-                                <w:rFonts w:hint="eastAsia"/>
-                              </w:rPr>
                             </w:pPr>
                             <w:r>
                               <w:rPr>
@@ -4117,9 +3448,6 @@
                     <w:p>
                       <w:pPr>
                         <w:jc w:val="center"/>
-                        <w:rPr>
-                          <w:rFonts w:hint="eastAsia"/>
-                        </w:rPr>
                       </w:pPr>
                       <w:r>
                         <w:rPr>
@@ -4649,7 +3977,126 @@
         </mc:AlternateContent>
       </w:r>
     </w:p>
-    <w:p/>
+    <w:p>
+      <w:r>
+        <w:rPr>
+          <w:noProof/>
+        </w:rPr>
+        <mc:AlternateContent>
+          <mc:Choice Requires="wps">
+            <w:drawing>
+              <wp:anchor distT="0" distB="0" distL="114300" distR="114300" simplePos="0" relativeHeight="251688960" behindDoc="0" locked="0" layoutInCell="1" allowOverlap="1" wp14:anchorId="7BD097FC" wp14:editId="2F2D5432">
+                <wp:simplePos x="0" y="0"/>
+                <wp:positionH relativeFrom="column">
+                  <wp:posOffset>5486400</wp:posOffset>
+                </wp:positionH>
+                <wp:positionV relativeFrom="paragraph">
+                  <wp:posOffset>212090</wp:posOffset>
+                </wp:positionV>
+                <wp:extent cx="844550" cy="558800"/>
+                <wp:effectExtent l="0" t="0" r="12700" b="12700"/>
+                <wp:wrapNone/>
+                <wp:docPr id="28" name="矩形: 圆角 28"/>
+                <wp:cNvGraphicFramePr/>
+                <a:graphic xmlns:a="http://schemas.openxmlformats.org/drawingml/2006/main">
+                  <a:graphicData uri="http://schemas.microsoft.com/office/word/2010/wordprocessingShape">
+                    <wps:wsp>
+                      <wps:cNvSpPr/>
+                      <wps:spPr>
+                        <a:xfrm>
+                          <a:off x="0" y="0"/>
+                          <a:ext cx="844550" cy="558800"/>
+                        </a:xfrm>
+                        <a:prstGeom prst="roundRect">
+                          <a:avLst/>
+                        </a:prstGeom>
+                        <a:ln>
+                          <a:solidFill>
+                            <a:schemeClr val="tx1"/>
+                          </a:solidFill>
+                        </a:ln>
+                      </wps:spPr>
+                      <wps:style>
+                        <a:lnRef idx="2">
+                          <a:schemeClr val="accent6"/>
+                        </a:lnRef>
+                        <a:fillRef idx="1">
+                          <a:schemeClr val="lt1"/>
+                        </a:fillRef>
+                        <a:effectRef idx="0">
+                          <a:schemeClr val="accent6"/>
+                        </a:effectRef>
+                        <a:fontRef idx="minor">
+                          <a:schemeClr val="dk1"/>
+                        </a:fontRef>
+                      </wps:style>
+                      <wps:txbx>
+                        <w:txbxContent>
+                          <w:p>
+                            <w:pPr>
+                              <w:jc w:val="center"/>
+                              <w:rPr>
+                                <w:rFonts w:hint="eastAsia"/>
+                              </w:rPr>
+                            </w:pPr>
+                            <w:r>
+                              <w:rPr>
+                                <w:rFonts w:hint="eastAsia"/>
+                              </w:rPr>
+                              <w:t>下载成.</w:t>
+                            </w:r>
+                            <w:r>
+                              <w:t>txt文件</w:t>
+                            </w:r>
+                          </w:p>
+                        </w:txbxContent>
+                      </wps:txbx>
+                      <wps:bodyPr rot="0" spcFirstLastPara="0" vertOverflow="overflow" horzOverflow="overflow" vert="horz" wrap="square" lIns="91440" tIns="45720" rIns="91440" bIns="45720" numCol="1" spcCol="0" rtlCol="0" fromWordArt="0" anchor="ctr" anchorCtr="0" forceAA="0" compatLnSpc="1">
+                        <a:prstTxWarp prst="textNoShape">
+                          <a:avLst/>
+                        </a:prstTxWarp>
+                        <a:noAutofit/>
+                      </wps:bodyPr>
+                    </wps:wsp>
+                  </a:graphicData>
+                </a:graphic>
+                <wp14:sizeRelH relativeFrom="margin">
+                  <wp14:pctWidth>0</wp14:pctWidth>
+                </wp14:sizeRelH>
+              </wp:anchor>
+            </w:drawing>
+          </mc:Choice>
+          <mc:Fallback>
+            <w:pict>
+              <v:roundrect w14:anchorId="7BD097FC" id="矩形: 圆角 28" o:spid="_x0000_s1033" style="position:absolute;left:0;text-align:left;margin-left:6in;margin-top:16.7pt;width:66.5pt;height:44pt;z-index:251688960;visibility:visible;mso-wrap-style:square;mso-width-percent:0;mso-wrap-distance-left:9pt;mso-wrap-distance-top:0;mso-wrap-distance-right:9pt;mso-wrap-distance-bottom:0;mso-position-horizontal:absolute;mso-position-horizontal-relative:text;mso-position-vertical:absolute;mso-position-vertical-relative:text;mso-width-percent:0;mso-width-relative:margin;v-text-anchor:middle" arcsize="10923f" o:gfxdata="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" fillcolor="white [3201]" strokecolor="black [3213]" strokeweight="1pt">
+                <v:stroke joinstyle="miter"/>
+                <v:textbox>
+                  <w:txbxContent>
+                    <w:p>
+                      <w:pPr>
+                        <w:jc w:val="center"/>
+                        <w:rPr>
+                          <w:rFonts w:hint="eastAsia"/>
+                        </w:rPr>
+                      </w:pPr>
+                      <w:r>
+                        <w:rPr>
+                          <w:rFonts w:hint="eastAsia"/>
+                        </w:rPr>
+                        <w:t>下载成.</w:t>
+                      </w:r>
+                      <w:r>
+                        <w:t>txt文件</w:t>
+                      </w:r>
+                    </w:p>
+                  </w:txbxContent>
+                </v:textbox>
+              </v:roundrect>
+            </w:pict>
+          </mc:Fallback>
+        </mc:AlternateContent>
+      </w:r>
+    </w:p>
     <w:p>
       <w:r>
         <w:rPr>
@@ -4708,9 +4155,6 @@
                           <w:p>
                             <w:pPr>
                               <w:jc w:val="center"/>
-                              <w:rPr>
-                                <w:rFonts w:hint="eastAsia"/>
-                              </w:rPr>
                             </w:pPr>
                             <w:r>
                               <w:rPr>
@@ -4753,16 +4197,13 @@
           </mc:Choice>
           <mc:Fallback>
             <w:pict>
-              <v:roundrect w14:anchorId="14D9BF42" id="矩形: 圆角 19" o:spid="_x0000_s1033" style="position:absolute;left:0;text-align:left;margin-left:313pt;margin-top:.9pt;width:89pt;height:45pt;z-index:251676672;visibility:visible;mso-wrap-style:square;mso-width-percent:0;mso-height-percent:0;mso-wrap-distance-left:9pt;mso-wrap-distance-top:0;mso-wrap-distance-right:9pt;mso-wrap-distance-bottom:0;mso-position-horizontal:absolute;mso-position-horizontal-relative:text;mso-position-vertical:absolute;mso-position-vertical-relative:text;mso-width-percent:0;mso-height-percent:0;mso-width-relative:margin;mso-height-relative:margin;v-text-anchor:middle" arcsize="10923f" o:gfxdata="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" fillcolor="white [3201]" strokecolor="black [3213]" strokeweight="1pt">
+              <v:roundrect w14:anchorId="14D9BF42" id="矩形: 圆角 19" o:spid="_x0000_s1034" style="position:absolute;left:0;text-align:left;margin-left:313pt;margin-top:.9pt;width:89pt;height:45pt;z-index:251676672;visibility:visible;mso-wrap-style:square;mso-width-percent:0;mso-height-percent:0;mso-wrap-distance-left:9pt;mso-wrap-distance-top:0;mso-wrap-distance-right:9pt;mso-wrap-distance-bottom:0;mso-position-horizontal:absolute;mso-position-horizontal-relative:text;mso-position-vertical:absolute;mso-position-vertical-relative:text;mso-width-percent:0;mso-height-percent:0;mso-width-relative:margin;mso-height-relative:margin;v-text-anchor:middle" arcsize="10923f" o:gfxdata="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" fillcolor="white [3201]" strokecolor="black [3213]" strokeweight="1pt">
                 <v:stroke joinstyle="miter"/>
                 <v:textbox>
                   <w:txbxContent>
                     <w:p>
                       <w:pPr>
                         <w:jc w:val="center"/>
-                        <w:rPr>
-                          <w:rFonts w:hint="eastAsia"/>
-                        </w:rPr>
                       </w:pPr>
                       <w:r>
                         <w:rPr>
@@ -4877,7 +4318,7 @@
           </mc:Choice>
           <mc:Fallback>
             <w:pict>
-              <v:roundrect w14:anchorId="4FE3AFD2" id="矩形: 圆角 12" o:spid="_x0000_s1034" style="position:absolute;left:0;text-align:left;margin-left:226.5pt;margin-top:.9pt;width:66.5pt;height:42pt;z-index:251670528;visibility:visible;mso-wrap-style:square;mso-width-percent:0;mso-height-percent:0;mso-wrap-distance-left:9pt;mso-wrap-distance-top:0;mso-wrap-distance-right:9pt;mso-wrap-distance-bottom:0;mso-position-horizontal:absolute;mso-position-horizontal-relative:text;mso-position-vertical:absolute;mso-position-vertical-relative:text;mso-width-percent:0;mso-height-percent:0;mso-width-relative:margin;mso-height-relative:margin;v-text-anchor:middle" arcsize="10923f" o:gfxdata="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" fillcolor="white [3201]" strokecolor="black [3213]" strokeweight="1pt">
+              <v:roundrect w14:anchorId="4FE3AFD2" id="矩形: 圆角 12" o:spid="_x0000_s1035" style="position:absolute;left:0;text-align:left;margin-left:226.5pt;margin-top:.9pt;width:66.5pt;height:42pt;z-index:251670528;visibility:visible;mso-wrap-style:square;mso-width-percent:0;mso-height-percent:0;mso-wrap-distance-left:9pt;mso-wrap-distance-top:0;mso-wrap-distance-right:9pt;mso-wrap-distance-bottom:0;mso-position-horizontal:absolute;mso-position-horizontal-relative:text;mso-position-vertical:absolute;mso-position-vertical-relative:text;mso-width-percent:0;mso-height-percent:0;mso-width-relative:margin;mso-height-relative:margin;v-text-anchor:middle" arcsize="10923f" o:gfxdata="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" fillcolor="white [3201]" strokecolor="black [3213]" strokeweight="1pt">
                 <v:stroke joinstyle="miter"/>
                 <v:textbox>
                   <w:txbxContent>
@@ -4900,7 +4341,78 @@
         </mc:AlternateContent>
       </w:r>
     </w:p>
-    <w:p/>
+    <w:p>
+      <w:r>
+        <w:rPr>
+          <w:noProof/>
+        </w:rPr>
+        <mc:AlternateContent>
+          <mc:Choice Requires="wps">
+            <w:drawing>
+              <wp:anchor distT="0" distB="0" distL="114300" distR="114300" simplePos="0" relativeHeight="251689984" behindDoc="0" locked="0" layoutInCell="1" allowOverlap="1" wp14:anchorId="0E34C844" wp14:editId="3E789AA4">
+                <wp:simplePos x="0" y="0"/>
+                <wp:positionH relativeFrom="column">
+                  <wp:posOffset>5124450</wp:posOffset>
+                </wp:positionH>
+                <wp:positionV relativeFrom="paragraph">
+                  <wp:posOffset>88900</wp:posOffset>
+                </wp:positionV>
+                <wp:extent cx="374650" cy="0"/>
+                <wp:effectExtent l="0" t="76200" r="25400" b="95250"/>
+                <wp:wrapNone/>
+                <wp:docPr id="29" name="直接箭头连接符 29"/>
+                <wp:cNvGraphicFramePr/>
+                <a:graphic xmlns:a="http://schemas.openxmlformats.org/drawingml/2006/main">
+                  <a:graphicData uri="http://schemas.microsoft.com/office/word/2010/wordprocessingShape">
+                    <wps:wsp>
+                      <wps:cNvCnPr/>
+                      <wps:spPr>
+                        <a:xfrm>
+                          <a:off x="0" y="0"/>
+                          <a:ext cx="374650" cy="0"/>
+                        </a:xfrm>
+                        <a:prstGeom prst="straightConnector1">
+                          <a:avLst/>
+                        </a:prstGeom>
+                        <a:ln>
+                          <a:tailEnd type="triangle"/>
+                        </a:ln>
+                      </wps:spPr>
+                      <wps:style>
+                        <a:lnRef idx="1">
+                          <a:schemeClr val="dk1"/>
+                        </a:lnRef>
+                        <a:fillRef idx="0">
+                          <a:schemeClr val="dk1"/>
+                        </a:fillRef>
+                        <a:effectRef idx="0">
+                          <a:schemeClr val="dk1"/>
+                        </a:effectRef>
+                        <a:fontRef idx="minor">
+                          <a:schemeClr val="tx1"/>
+                        </a:fontRef>
+                      </wps:style>
+                      <wps:bodyPr/>
+                    </wps:wsp>
+                  </a:graphicData>
+                </a:graphic>
+              </wp:anchor>
+            </w:drawing>
+          </mc:Choice>
+          <mc:Fallback>
+            <w:pict>
+              <v:shapetype w14:anchorId="57400F11" id="_x0000_t32" coordsize="21600,21600" o:spt="32" o:oned="t" path="m,l21600,21600e" filled="f">
+                <v:path arrowok="t" fillok="f" o:connecttype="none"/>
+                <o:lock v:ext="edit" shapetype="t"/>
+              </v:shapetype>
+              <v:shape id="直接箭头连接符 29" o:spid="_x0000_s1026" type="#_x0000_t32" style="position:absolute;left:0;text-align:left;margin-left:403.5pt;margin-top:7pt;width:29.5pt;height:0;z-index:251689984;visibility:visible;mso-wrap-style:square;mso-wrap-distance-left:9pt;mso-wrap-distance-top:0;mso-wrap-distance-right:9pt;mso-wrap-distance-bottom:0;mso-position-horizontal:absolute;mso-position-horizontal-relative:text;mso-position-vertical:absolute;mso-position-vertical-relative:text" o:gfxdata="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" strokecolor="black [3200]" strokeweight=".5pt">
+                <v:stroke endarrow="block" joinstyle="miter"/>
+              </v:shape>
+            </w:pict>
+          </mc:Fallback>
+        </mc:AlternateContent>
+      </w:r>
+    </w:p>
     <w:p/>
     <w:p>
       <w:r>
@@ -4990,7 +4502,7 @@
           </mc:Choice>
           <mc:Fallback>
             <w:pict>
-              <v:roundrect w14:anchorId="4D1C11D2" id="矩形: 圆角 21" o:spid="_x0000_s1035" style="position:absolute;left:0;text-align:left;margin-left:314.5pt;margin-top:9.1pt;width:91.5pt;height:32.5pt;z-index:251678720;visibility:visible;mso-wrap-style:square;mso-width-percent:0;mso-height-percent:0;mso-wrap-distance-left:9pt;mso-wrap-distance-top:0;mso-wrap-distance-right:9pt;mso-wrap-distance-bottom:0;mso-position-horizontal:absolute;mso-position-horizontal-relative:text;mso-position-vertical:absolute;mso-position-vertical-relative:text;mso-width-percent:0;mso-height-percent:0;mso-width-relative:margin;mso-height-relative:margin;v-text-anchor:middle" arcsize="10923f" o:gfxdata="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" fillcolor="white [3201]" strokecolor="black [3213]" strokeweight="1pt">
+              <v:roundrect w14:anchorId="4D1C11D2" id="矩形: 圆角 21" o:spid="_x0000_s1036" style="position:absolute;left:0;text-align:left;margin-left:314.5pt;margin-top:9.1pt;width:91.5pt;height:32.5pt;z-index:251678720;visibility:visible;mso-wrap-style:square;mso-width-percent:0;mso-height-percent:0;mso-wrap-distance-left:9pt;mso-wrap-distance-top:0;mso-wrap-distance-right:9pt;mso-wrap-distance-bottom:0;mso-position-horizontal:absolute;mso-position-horizontal-relative:text;mso-position-vertical:absolute;mso-position-vertical-relative:text;mso-width-percent:0;mso-height-percent:0;mso-width-relative:margin;mso-height-relative:margin;v-text-anchor:middle" arcsize="10923f" o:gfxdata="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" fillcolor="white [3201]" strokecolor="black [3213]" strokeweight="1pt">
                 <v:stroke joinstyle="miter"/>
                 <v:textbox>
                   <w:txbxContent>
@@ -5093,7 +4605,7 @@
           </mc:Choice>
           <mc:Fallback>
             <w:pict>
-              <v:roundrect w14:anchorId="1A5B7941" id="矩形: 圆角 15" o:spid="_x0000_s1036" style="position:absolute;left:0;text-align:left;margin-left:230pt;margin-top:8.6pt;width:62.5pt;height:43.5pt;z-index:251672576;visibility:visible;mso-wrap-style:square;mso-wrap-distance-left:9pt;mso-wrap-distance-top:0;mso-wrap-distance-right:9pt;mso-wrap-distance-bottom:0;mso-position-horizontal:absolute;mso-position-horizontal-relative:text;mso-position-vertical:absolute;mso-position-vertical-relative:text;v-text-anchor:middle" arcsize="10923f" o:gfxdata="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" fillcolor="white [3201]" strokecolor="black [3213]" strokeweight="1pt">
+              <v:roundrect w14:anchorId="1A5B7941" id="矩形: 圆角 15" o:spid="_x0000_s1037" style="position:absolute;left:0;text-align:left;margin-left:230pt;margin-top:8.6pt;width:62.5pt;height:43.5pt;z-index:251672576;visibility:visible;mso-wrap-style:square;mso-wrap-distance-left:9pt;mso-wrap-distance-top:0;mso-wrap-distance-right:9pt;mso-wrap-distance-bottom:0;mso-position-horizontal:absolute;mso-position-horizontal-relative:text;mso-position-vertical:absolute;mso-position-vertical-relative:text;v-text-anchor:middle" arcsize="10923f" o:gfxdata="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" fillcolor="white [3201]" strokecolor="black [3213]" strokeweight="1pt">
                 <v:stroke joinstyle="miter"/>
                 <v:textbox>
                   <w:txbxContent>
@@ -5117,13 +4629,7 @@
       </w:r>
     </w:p>
     <w:p/>
-    <w:p>
-      <w:pPr>
-        <w:rPr>
-          <w:rFonts w:hint="eastAsia"/>
-        </w:rPr>
-      </w:pPr>
-    </w:p>
+    <w:p/>
     <w:p/>
     <w:p>
       <w:r>
@@ -5210,7 +4716,7 @@
           </mc:Choice>
           <mc:Fallback>
             <w:pict>
-              <v:roundrect w14:anchorId="142F889F" id="矩形: 圆角 17" o:spid="_x0000_s1037" style="position:absolute;left:0;text-align:left;margin-left:231pt;margin-top:.7pt;width:63pt;height:43pt;z-index:251674624;visibility:visible;mso-wrap-style:square;mso-height-percent:0;mso-wrap-distance-left:9pt;mso-wrap-distance-top:0;mso-wrap-distance-right:9pt;mso-wrap-distance-bottom:0;mso-position-horizontal:absolute;mso-position-horizontal-relative:text;mso-position-vertical:absolute;mso-position-vertical-relative:text;mso-height-percent:0;mso-height-relative:margin;v-text-anchor:middle" arcsize="10923f" o:gfxdata="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" fillcolor="white [3201]" strokecolor="black [3213]" strokeweight="1pt">
+              <v:roundrect w14:anchorId="142F889F" id="矩形: 圆角 17" o:spid="_x0000_s1038" style="position:absolute;left:0;text-align:left;margin-left:231pt;margin-top:.7pt;width:63pt;height:43pt;z-index:251674624;visibility:visible;mso-wrap-style:square;mso-height-percent:0;mso-wrap-distance-left:9pt;mso-wrap-distance-top:0;mso-wrap-distance-right:9pt;mso-wrap-distance-bottom:0;mso-position-horizontal:absolute;mso-position-horizontal-relative:text;mso-position-vertical:absolute;mso-position-vertical-relative:text;mso-height-percent:0;mso-height-relative:margin;v-text-anchor:middle" arcsize="10923f" o:gfxdata="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" fillcolor="white [3201]" strokecolor="black [3213]" strokeweight="1pt">
                 <v:stroke joinstyle="miter"/>
                 <v:textbox>
                   <w:txbxContent>
@@ -5236,14 +4742,6 @@
     <w:p/>
     <w:p/>
     <w:p/>
-    <w:p/>
-    <w:p>
-      <w:pPr>
-        <w:rPr>
-          <w:rFonts w:hint="eastAsia"/>
-        </w:rPr>
-      </w:pPr>
-    </w:p>
     <w:sectPr>
       <w:pgSz w:w="11906" w:h="16838"/>
       <w:pgMar w:top="1440" w:right="1800" w:bottom="1440" w:left="1800" w:header="851" w:footer="992" w:gutter="0"/>
@@ -5497,7 +4995,7 @@
   <w:abstractNum w:abstractNumId="2" w15:restartNumberingAfterBreak="0">
     <w:nsid w:val="16840B9B"/>
     <w:multiLevelType w:val="hybridMultilevel"/>
-    <w:tmpl w:val="ACB8AF0C"/>
+    <w:tmpl w:val="741AA596"/>
     <w:lvl w:ilvl="0" w:tplc="04090001">
       <w:start w:val="1"/>
       <w:numFmt w:val="bullet"/>
